--- a/Weekly Logs/Olivia/Week 4/Week 4 Individual Logbook Olivia Hey.docx
+++ b/Weekly Logs/Olivia/Week 4/Week 4 Individual Logbook Olivia Hey.docx
@@ -430,7 +430,13 @@
               <w:ind w:left="0" w:firstLine="0"/>
             </w:pPr>
             <w:r>
-              <w:t>40m</w:t>
+              <w:t>4</w:t>
+            </w:r>
+            <w:r>
+              <w:t>5</w:t>
+            </w:r>
+            <w:r>
+              <w:t>m</w:t>
             </w:r>
           </w:p>
         </w:tc>
@@ -869,7 +875,10 @@
               <w:ind w:left="0" w:firstLine="0"/>
             </w:pPr>
             <w:r>
-              <w:t>21h 55m</w:t>
+              <w:t>2</w:t>
+            </w:r>
+            <w:r>
+              <w:t>2h</w:t>
             </w:r>
           </w:p>
         </w:tc>
@@ -1081,7 +1090,15 @@
         <w:t xml:space="preserve"> </w:t>
       </w:r>
       <w:r>
-        <w:t xml:space="preserve">but he wasn’t able to make it </w:t>
+        <w:t xml:space="preserve">but he wasn’t able to make </w:t>
+      </w:r>
+      <w:proofErr w:type="gramStart"/>
+      <w:r>
+        <w:t>it</w:t>
+      </w:r>
+      <w:proofErr w:type="gramEnd"/>
+      <w:r>
+        <w:t xml:space="preserve"> </w:t>
       </w:r>
       <w:r>
         <w:t xml:space="preserve">so we ended up discussing our project proposal instead and who is doing what section. </w:t>
@@ -1105,7 +1122,15 @@
         <w:ind w:left="0" w:firstLine="0"/>
       </w:pPr>
       <w:r>
-        <w:t xml:space="preserve">We sat in a shared call </w:t>
+        <w:t xml:space="preserve">We sat in a shared </w:t>
+      </w:r>
+      <w:proofErr w:type="gramStart"/>
+      <w:r>
+        <w:t>call</w:t>
+      </w:r>
+      <w:proofErr w:type="gramEnd"/>
+      <w:r>
+        <w:t xml:space="preserve"> </w:t>
       </w:r>
       <w:r>
         <w:t xml:space="preserve">and we reviewed our proposal document together while Dave screenshared the proposal and edits the document when we gave our inputs. </w:t>
@@ -1159,7 +1184,13 @@
         <w:t xml:space="preserve">Wednesday </w:t>
       </w:r>
       <w:r>
-        <w:t>1:30pm – 2:10pm</w:t>
+        <w:t>1:30pm – 2:1</w:t>
+      </w:r>
+      <w:r>
+        <w:t>5</w:t>
+      </w:r>
+      <w:r>
+        <w:t>pm</w:t>
       </w:r>
     </w:p>
     <w:p>
@@ -1193,11 +1224,16 @@
     </w:p>
     <w:p>
       <w:r>
-        <w:t>Spent this time watching some webinars from other forensi</w:t>
+        <w:t xml:space="preserve">Spent this time watching some webinars from other </w:t>
+      </w:r>
+      <w:proofErr w:type="spellStart"/>
+      <w:r>
+        <w:t>forensi</w:t>
       </w:r>
       <w:r>
         <w:t>cists</w:t>
       </w:r>
+      <w:proofErr w:type="spellEnd"/>
       <w:r>
         <w:t xml:space="preserve"> about how they use AI in their own work and how we can integrate it into our project. </w:t>
       </w:r>

--- a/Weekly Logs/Olivia/Week 4/Week 4 Individual Logbook Olivia Hey.docx
+++ b/Weekly Logs/Olivia/Week 4/Week 4 Individual Logbook Olivia Hey.docx
@@ -673,7 +673,13 @@
               <w:ind w:left="0" w:firstLine="0"/>
             </w:pPr>
             <w:r>
-              <w:t>5h35m</w:t>
+              <w:t>5h</w:t>
+            </w:r>
+            <w:r>
+              <w:t>4</w:t>
+            </w:r>
+            <w:r>
+              <w:t>5m</w:t>
             </w:r>
           </w:p>
         </w:tc>
@@ -880,6 +886,9 @@
             <w:r>
               <w:t>2h</w:t>
             </w:r>
+            <w:r>
+              <w:t>10m</w:t>
+            </w:r>
           </w:p>
         </w:tc>
       </w:tr>
@@ -955,25 +964,13 @@
               <w:rPr>
                 <w:sz w:val="24"/>
               </w:rPr>
-              <w:t>45</w:t>
+              <w:t>4</w:t>
             </w:r>
             <w:r>
               <w:rPr>
                 <w:sz w:val="24"/>
               </w:rPr>
-              <w:t xml:space="preserve">h </w:t>
-            </w:r>
-            <w:r>
-              <w:rPr>
-                <w:sz w:val="24"/>
-              </w:rPr>
-              <w:t>45</w:t>
-            </w:r>
-            <w:r>
-              <w:rPr>
-                <w:sz w:val="24"/>
-              </w:rPr>
-              <w:t>m</w:t>
+              <w:t>6h</w:t>
             </w:r>
             <w:r>
               <w:rPr>
@@ -1090,19 +1087,38 @@
         <w:t xml:space="preserve"> </w:t>
       </w:r>
       <w:r>
-        <w:t xml:space="preserve">but he wasn’t able to make </w:t>
-      </w:r>
-      <w:proofErr w:type="gramStart"/>
-      <w:r>
-        <w:t>it</w:t>
-      </w:r>
-      <w:proofErr w:type="gramEnd"/>
+        <w:t xml:space="preserve">but he wasn’t able to make it </w:t>
+      </w:r>
+      <w:r>
+        <w:t xml:space="preserve">so we ended up discussing our project proposal instead and who is doing what section. </w:t>
+      </w:r>
+    </w:p>
+    <w:p>
+      <w:pPr>
+        <w:ind w:left="0" w:firstLine="0"/>
+      </w:pPr>
+    </w:p>
+    <w:p>
+      <w:pPr>
+        <w:ind w:left="0" w:firstLine="0"/>
+      </w:pPr>
+      <w:r>
+        <w:t>Friday 10:15am - 12:45pm</w:t>
+      </w:r>
+    </w:p>
+    <w:p>
+      <w:pPr>
+        <w:ind w:left="0" w:firstLine="0"/>
+      </w:pPr>
+      <w:r>
+        <w:t xml:space="preserve">We sat in a shared call </w:t>
+      </w:r>
+      <w:r>
+        <w:t xml:space="preserve">and we reviewed our proposal document together while Dave screenshared the proposal and edits the document when we gave our inputs. </w:t>
+      </w:r>
       <w:r>
         <w:t xml:space="preserve"> </w:t>
       </w:r>
-      <w:r>
-        <w:t xml:space="preserve">so we ended up discussing our project proposal instead and who is doing what section. </w:t>
-      </w:r>
     </w:p>
     <w:p>
       <w:pPr>
@@ -1111,10 +1127,51 @@
     </w:p>
     <w:p>
       <w:pPr>
+        <w:pStyle w:val="Heading2"/>
+      </w:pPr>
+      <w:bookmarkStart w:id="2" w:name="_Toc235434838"/>
+      <w:r>
+        <w:t>Advisor Meetings</w:t>
+      </w:r>
+      <w:bookmarkEnd w:id="2"/>
+    </w:p>
+    <w:p>
+      <w:r>
+        <w:t xml:space="preserve">Thursday 12:00pm – 1:00pm </w:t>
+      </w:r>
+    </w:p>
+    <w:p>
+      <w:r>
+        <w:t xml:space="preserve">Advisor meeting with </w:t>
+      </w:r>
+      <w:r>
+        <w:t xml:space="preserve">Clement to discuss what we need to be keeping track of and how the proposal is going. </w:t>
+      </w:r>
+    </w:p>
+    <w:p/>
+    <w:p>
+      <w:pPr>
+        <w:pStyle w:val="Heading2"/>
+      </w:pPr>
+      <w:r>
+        <w:t>Client Meetings</w:t>
+      </w:r>
+    </w:p>
+    <w:p>
+      <w:pPr>
         <w:ind w:left="0" w:firstLine="0"/>
       </w:pPr>
       <w:r>
-        <w:t>Friday 10:15am - 12:45pm</w:t>
+        <w:t xml:space="preserve">Wednesday </w:t>
+      </w:r>
+      <w:r>
+        <w:t>1:30pm – 2:1</w:t>
+      </w:r>
+      <w:r>
+        <w:t>5</w:t>
+      </w:r>
+      <w:r>
+        <w:t>pm</w:t>
       </w:r>
     </w:p>
     <w:p>
@@ -1122,21 +1179,10 @@
         <w:ind w:left="0" w:firstLine="0"/>
       </w:pPr>
       <w:r>
-        <w:t xml:space="preserve">We sat in a shared </w:t>
-      </w:r>
-      <w:proofErr w:type="gramStart"/>
-      <w:r>
-        <w:t>call</w:t>
-      </w:r>
-      <w:proofErr w:type="gramEnd"/>
-      <w:r>
-        <w:t xml:space="preserve"> </w:t>
-      </w:r>
-      <w:r>
-        <w:t xml:space="preserve">and we reviewed our proposal document together while Dave screenshared the proposal and edits the document when we gave our inputs. </w:t>
-      </w:r>
-      <w:r>
-        <w:t xml:space="preserve"> </w:t>
+        <w:t>We host our interview with Geoff</w:t>
+      </w:r>
+      <w:r>
+        <w:t xml:space="preserve"> with all members in attendance. </w:t>
       </w:r>
     </w:p>
     <w:p>
@@ -1148,71 +1194,6 @@
       <w:pPr>
         <w:pStyle w:val="Heading2"/>
       </w:pPr>
-      <w:bookmarkStart w:id="2" w:name="_Toc235434838"/>
-      <w:r>
-        <w:t>Advisor Meetings</w:t>
-      </w:r>
-      <w:bookmarkEnd w:id="2"/>
-    </w:p>
-    <w:p>
-      <w:r>
-        <w:t xml:space="preserve">Thursday 12:00pm – 1:00pm </w:t>
-      </w:r>
-    </w:p>
-    <w:p>
-      <w:r>
-        <w:t xml:space="preserve">Advisor meeting with </w:t>
-      </w:r>
-      <w:r>
-        <w:t xml:space="preserve">Clement to discuss what we need to be keeping track of and how the proposal is going. </w:t>
-      </w:r>
-    </w:p>
-    <w:p/>
-    <w:p>
-      <w:pPr>
-        <w:pStyle w:val="Heading2"/>
-      </w:pPr>
-      <w:r>
-        <w:t>Client Meetings</w:t>
-      </w:r>
-    </w:p>
-    <w:p>
-      <w:pPr>
-        <w:ind w:left="0" w:firstLine="0"/>
-      </w:pPr>
-      <w:r>
-        <w:t xml:space="preserve">Wednesday </w:t>
-      </w:r>
-      <w:r>
-        <w:t>1:30pm – 2:1</w:t>
-      </w:r>
-      <w:r>
-        <w:t>5</w:t>
-      </w:r>
-      <w:r>
-        <w:t>pm</w:t>
-      </w:r>
-    </w:p>
-    <w:p>
-      <w:pPr>
-        <w:ind w:left="0" w:firstLine="0"/>
-      </w:pPr>
-      <w:r>
-        <w:t>We host our interview with Geoff</w:t>
-      </w:r>
-      <w:r>
-        <w:t xml:space="preserve"> with all members in attendance. </w:t>
-      </w:r>
-    </w:p>
-    <w:p>
-      <w:pPr>
-        <w:ind w:left="0" w:firstLine="0"/>
-      </w:pPr>
-    </w:p>
-    <w:p>
-      <w:pPr>
-        <w:pStyle w:val="Heading2"/>
-      </w:pPr>
       <w:r>
         <w:t>Research</w:t>
       </w:r>
@@ -1224,16 +1205,11 @@
     </w:p>
     <w:p>
       <w:r>
-        <w:t xml:space="preserve">Spent this time watching some webinars from other </w:t>
-      </w:r>
-      <w:proofErr w:type="spellStart"/>
-      <w:r>
-        <w:t>forensi</w:t>
+        <w:t>Spent this time watching some webinars from other forensi</w:t>
       </w:r>
       <w:r>
         <w:t>cists</w:t>
       </w:r>
-      <w:proofErr w:type="spellEnd"/>
       <w:r>
         <w:t xml:space="preserve"> about how they use AI in their own work and how we can integrate it into our project. </w:t>
       </w:r>
